--- a/Teknik-Tenaga-Listrik/Modul-Word/Modul-8-Sistem-Tenaga-Listrik-Saluran-Transmisi.docx
+++ b/Teknik-Tenaga-Listrik/Modul-Word/Modul-8-Sistem-Tenaga-Listrik-Saluran-Transmisi.docx
@@ -4287,7 +4287,7 @@
       <w:r>
         <w:drawing>
           <wp:inline xmlns:a="http://schemas.openxmlformats.org/drawingml/2006/main" xmlns:pic="http://schemas.openxmlformats.org/drawingml/2006/picture">
-            <wp:extent cx="5400000" cy="2078735"/>
+            <wp:extent cx="5400000" cy="2208288"/>
             <wp:docPr id="1858245149" name="Picture 1858245149"/>
             <wp:cNvGraphicFramePr>
               <a:graphicFrameLocks noChangeAspect="1"/>
@@ -4308,7 +4308,7 @@
                   <pic:spPr>
                     <a:xfrm>
                       <a:off x="0" y="0"/>
-                      <a:ext cx="5400000" cy="2078735"/>
+                      <a:ext cx="5400000" cy="2208288"/>
                     </a:xfrm>
                     <a:prstGeom prst="rect"/>
                   </pic:spPr>
@@ -4712,7 +4712,7 @@
       <w:r>
         <w:drawing>
           <wp:inline xmlns:a="http://schemas.openxmlformats.org/drawingml/2006/main" xmlns:pic="http://schemas.openxmlformats.org/drawingml/2006/picture">
-            <wp:extent cx="5400000" cy="1849073"/>
+            <wp:extent cx="5400000" cy="1963904"/>
             <wp:docPr id="1858245150" name="Picture 1858245150"/>
             <wp:cNvGraphicFramePr>
               <a:graphicFrameLocks noChangeAspect="1"/>
@@ -4733,7 +4733,7 @@
                   <pic:spPr>
                     <a:xfrm>
                       <a:off x="0" y="0"/>
-                      <a:ext cx="5400000" cy="1849073"/>
+                      <a:ext cx="5400000" cy="1963904"/>
                     </a:xfrm>
                     <a:prstGeom prst="rect"/>
                   </pic:spPr>
@@ -5764,7 +5764,7 @@
       <w:r>
         <w:drawing>
           <wp:inline xmlns:a="http://schemas.openxmlformats.org/drawingml/2006/main" xmlns:pic="http://schemas.openxmlformats.org/drawingml/2006/picture">
-            <wp:extent cx="5400000" cy="1949182"/>
+            <wp:extent cx="5400000" cy="2061069"/>
             <wp:docPr id="1858245151" name="Picture 1858245151"/>
             <wp:cNvGraphicFramePr>
               <a:graphicFrameLocks noChangeAspect="1"/>
@@ -5785,7 +5785,7 @@
                   <pic:spPr>
                     <a:xfrm>
                       <a:off x="0" y="0"/>
-                      <a:ext cx="5400000" cy="1949182"/>
+                      <a:ext cx="5400000" cy="2061069"/>
                     </a:xfrm>
                     <a:prstGeom prst="rect"/>
                   </pic:spPr>
@@ -6979,7 +6979,7 @@
       <w:r>
         <w:drawing>
           <wp:inline xmlns:a="http://schemas.openxmlformats.org/drawingml/2006/main" xmlns:pic="http://schemas.openxmlformats.org/drawingml/2006/picture">
-            <wp:extent cx="5400000" cy="1834351"/>
+            <wp:extent cx="5400000" cy="1949182"/>
             <wp:docPr id="1858245152" name="Picture 1858245152"/>
             <wp:cNvGraphicFramePr>
               <a:graphicFrameLocks noChangeAspect="1"/>
@@ -7000,7 +7000,7 @@
                   <pic:spPr>
                     <a:xfrm>
                       <a:off x="0" y="0"/>
-                      <a:ext cx="5400000" cy="1834351"/>
+                      <a:ext cx="5400000" cy="1949182"/>
                     </a:xfrm>
                     <a:prstGeom prst="rect"/>
                   </pic:spPr>
@@ -8183,7 +8183,7 @@
       <w:r>
         <w:drawing>
           <wp:inline xmlns:a="http://schemas.openxmlformats.org/drawingml/2006/main" xmlns:pic="http://schemas.openxmlformats.org/drawingml/2006/picture">
-            <wp:extent cx="5400000" cy="1996292"/>
+            <wp:extent cx="5400000" cy="2111123"/>
             <wp:docPr id="1858245153" name="Picture 1858245153"/>
             <wp:cNvGraphicFramePr>
               <a:graphicFrameLocks noChangeAspect="1"/>
@@ -8204,7 +8204,7 @@
                   <pic:spPr>
                     <a:xfrm>
                       <a:off x="0" y="0"/>
-                      <a:ext cx="5400000" cy="1996292"/>
+                      <a:ext cx="5400000" cy="2111123"/>
                     </a:xfrm>
                     <a:prstGeom prst="rect"/>
                   </pic:spPr>

--- a/Teknik-Tenaga-Listrik/Modul-Word/Modul-8-Sistem-Tenaga-Listrik-Saluran-Transmisi.docx
+++ b/Teknik-Tenaga-Listrik/Modul-Word/Modul-8-Sistem-Tenaga-Listrik-Saluran-Transmisi.docx
@@ -2832,7 +2832,9 @@
           <w:color w:val="1F3864"/>
           <w:sz w:val="28"/>
         </w:rPr>
-        <w:t>KLASIFIKASI SALURAN: SUTT, SUTET, SKTT</w:t>
+        <w:t>KLASIFIKASI SALURAN:</w:t>
+        <w:br/>
+        <w:t>SUTT, SUTET, SKTT</w:t>
       </w:r>
     </w:p>
     <w:p>
@@ -4260,7 +4262,9 @@
           <w:color w:val="1F3864"/>
           <w:sz w:val="28"/>
         </w:rPr>
-        <w:t>KONDUKTOR: ACSR, RESISTANSI, DAN AMPACITY</w:t>
+        <w:t>KONDUKTOR:</w:t>
+        <w:br/>
+        <w:t>ACSR, RESISTANSI, DAN AMPACITY</w:t>
       </w:r>
     </w:p>
     <w:p>
@@ -4534,7 +4538,26 @@
           <w:i w:val="0"/>
           <w:sz w:val="22"/>
         </w:rPr>
-        <w:t xml:space="preserve"> ≈ 0,1464 Ω/km. Tabel katalog memberi R_ac pada 20 °C dan 75 °C; studi rugi memakai suhu kerja.</w:t>
+        <w:t xml:space="preserve"> ≈ 0,1464 Ω/km. Tabel katalog memberi R</w:t>
+      </w:r>
+      <w:r>
+        <w:rPr>
+          <w:rFonts w:ascii="Arial" w:hAnsi="Arial" w:eastAsia="Arial" w:cs="Arial"/>
+          <w:b w:val="0"/>
+          <w:i w:val="0"/>
+          <w:sz w:val="22"/>
+          <w:vertAlign w:val="subscript"/>
+        </w:rPr>
+        <w:t>ac</w:t>
+      </w:r>
+      <w:r>
+        <w:rPr>
+          <w:rFonts w:ascii="Arial" w:hAnsi="Arial" w:eastAsia="Arial" w:cs="Arial"/>
+          <w:b w:val="0"/>
+          <w:i w:val="0"/>
+          <w:sz w:val="22"/>
+        </w:rPr>
+        <w:t xml:space="preserve"> pada 20 °C dan 75 °C; studi rugi memakai suhu kerja.</w:t>
       </w:r>
     </w:p>
     <w:p>
@@ -4897,7 +4920,45 @@
           <w:i w:val="0"/>
           <w:sz w:val="22"/>
         </w:rPr>
-        <w:t>Pada 50 Hz kedalaman kulit Al ≈ 12 mm; konduktor berdiameter 20–30 mm mengalami R_ac/R_dc 1,02–1,08. Pada arus DC efeknya nol, satu lagi keunggulan HVDC.</w:t>
+        <w:t>Pada 50 Hz kedalaman kulit Al ≈ 12 mm; konduktor berdiameter 20–30 mm mengalami R</w:t>
+      </w:r>
+      <w:r>
+        <w:rPr>
+          <w:rFonts w:ascii="Arial" w:hAnsi="Arial" w:eastAsia="Arial" w:cs="Arial"/>
+          <w:b w:val="0"/>
+          <w:i w:val="0"/>
+          <w:sz w:val="22"/>
+          <w:vertAlign w:val="subscript"/>
+        </w:rPr>
+        <w:t>ac</w:t>
+      </w:r>
+      <w:r>
+        <w:rPr>
+          <w:rFonts w:ascii="Arial" w:hAnsi="Arial" w:eastAsia="Arial" w:cs="Arial"/>
+          <w:b w:val="0"/>
+          <w:i w:val="0"/>
+          <w:sz w:val="22"/>
+        </w:rPr>
+        <w:t>/R</w:t>
+      </w:r>
+      <w:r>
+        <w:rPr>
+          <w:rFonts w:ascii="Arial" w:hAnsi="Arial" w:eastAsia="Arial" w:cs="Arial"/>
+          <w:b w:val="0"/>
+          <w:i w:val="0"/>
+          <w:sz w:val="22"/>
+          <w:vertAlign w:val="subscript"/>
+        </w:rPr>
+        <w:t>dc</w:t>
+      </w:r>
+      <w:r>
+        <w:rPr>
+          <w:rFonts w:ascii="Arial" w:hAnsi="Arial" w:eastAsia="Arial" w:cs="Arial"/>
+          <w:b w:val="0"/>
+          <w:i w:val="0"/>
+          <w:sz w:val="22"/>
+        </w:rPr>
+        <w:t xml:space="preserve"> 1,02–1,08. Pada arus DC efeknya nol, satu lagi keunggulan HVDC.</w:t>
       </w:r>
     </w:p>
     <w:p>
@@ -4930,7 +4991,26 @@
           <w:i w:val="0"/>
           <w:sz w:val="22"/>
         </w:rPr>
-        <w:t xml:space="preserve">2–4 sub-konduktor berjarak 40–45 cm per fasa: jari-jari efektif besar → gradien permukaan (korona) dan X_L turun, ampacity naik. Baku untuk ≥ 275 kV. </w:t>
+        <w:t>2–4 sub-konduktor berjarak 40–45 cm per fasa: jari-jari efektif besar → gradien permukaan (korona) dan X</w:t>
+      </w:r>
+      <w:r>
+        <w:rPr>
+          <w:rFonts w:ascii="Arial" w:hAnsi="Arial" w:eastAsia="Arial" w:cs="Arial"/>
+          <w:b w:val="0"/>
+          <w:i w:val="0"/>
+          <w:sz w:val="22"/>
+          <w:vertAlign w:val="subscript"/>
+        </w:rPr>
+        <w:t>L</w:t>
+      </w:r>
+      <w:r>
+        <w:rPr>
+          <w:rFonts w:ascii="Arial" w:hAnsi="Arial" w:eastAsia="Arial" w:cs="Arial"/>
+          <w:b w:val="0"/>
+          <w:i w:val="0"/>
+          <w:sz w:val="22"/>
+        </w:rPr>
+        <w:t xml:space="preserve"> turun, ampacity naik. Baku untuk ≥ 275 kV. </w:t>
       </w:r>
       <w:r>
         <w:rPr>
@@ -4988,7 +5068,7 @@
           <w:i w:val="0"/>
           <w:sz w:val="20"/>
         </w:rPr>
-        <w:t>Tabel 2. Konduktor ACSR: Al/baja (mm²), Diameter (mm), R_dc 20 °C (Ω/km), R_ac 75 °C (Ω/km), Ampacity ±(A), Berat (kg/m).</w:t>
+        <w:t>Tabel 2. Konduktor ACSR: Al/baja (mm²), Diameter (mm), Rdc 20 °C (Ω/km), Rac 75 °C (Ω/km), Ampacity ±(A), Berat (kg/m).</w:t>
       </w:r>
     </w:p>
     <w:tbl>
@@ -5084,7 +5164,26 @@
                 <w:i w:val="0"/>
                 <w:sz w:val="18"/>
               </w:rPr>
-              <w:t>R_dc 20 °C (Ω/km)</w:t>
+              <w:t>R</w:t>
+            </w:r>
+            <w:r>
+              <w:rPr>
+                <w:rFonts w:ascii="Arial" w:hAnsi="Arial" w:eastAsia="Arial" w:cs="Arial"/>
+                <w:b/>
+                <w:i w:val="0"/>
+                <w:sz w:val="18"/>
+                <w:vertAlign w:val="subscript"/>
+              </w:rPr>
+              <w:t>dc</w:t>
+            </w:r>
+            <w:r>
+              <w:rPr>
+                <w:rFonts w:ascii="Arial" w:hAnsi="Arial" w:eastAsia="Arial" w:cs="Arial"/>
+                <w:b/>
+                <w:i w:val="0"/>
+                <w:sz w:val="18"/>
+              </w:rPr>
+              <w:t xml:space="preserve"> 20 °C (Ω/km)</w:t>
             </w:r>
           </w:p>
         </w:tc>
@@ -5104,7 +5203,26 @@
                 <w:i w:val="0"/>
                 <w:sz w:val="18"/>
               </w:rPr>
-              <w:t>R_ac 75 °C (Ω/km)</w:t>
+              <w:t>R</w:t>
+            </w:r>
+            <w:r>
+              <w:rPr>
+                <w:rFonts w:ascii="Arial" w:hAnsi="Arial" w:eastAsia="Arial" w:cs="Arial"/>
+                <w:b/>
+                <w:i w:val="0"/>
+                <w:sz w:val="18"/>
+                <w:vertAlign w:val="subscript"/>
+              </w:rPr>
+              <w:t>ac</w:t>
+            </w:r>
+            <w:r>
+              <w:rPr>
+                <w:rFonts w:ascii="Arial" w:hAnsi="Arial" w:eastAsia="Arial" w:cs="Arial"/>
+                <w:b/>
+                <w:i w:val="0"/>
+                <w:sz w:val="18"/>
+              </w:rPr>
+              <w:t xml:space="preserve"> 75 °C (Ω/km)</w:t>
             </w:r>
           </w:p>
         </w:tc>
@@ -5737,7 +5855,9 @@
           <w:color w:val="1F3864"/>
           <w:sz w:val="28"/>
         </w:rPr>
-        <w:t>MENARA, KAWAT TANAH, DAN ISOLATOR</w:t>
+        <w:t>MENARA, KAWAT TANAH,</w:t>
+        <w:br/>
+        <w:t>DAN ISOLATOR</w:t>
       </w:r>
     </w:p>
     <w:p>
@@ -5891,7 +6011,121 @@
           <w:sz w:val="22"/>
           <w:vertAlign w:val="subscript"/>
         </w:rPr>
-        <w:t>j&lt;m vj k="Cmenara/Cpiring</w:t>
+        <w:t>j &lt; m</w:t>
+      </w:r>
+      <w:r>
+        <w:rPr>
+          <w:rFonts w:ascii="Arial" w:hAnsi="Arial" w:eastAsia="Arial" w:cs="Arial"/>
+          <w:b w:val="0"/>
+          <w:i w:val="0"/>
+          <w:sz w:val="22"/>
+        </w:rPr>
+        <w:t xml:space="preserve"> V</w:t>
+      </w:r>
+      <w:r>
+        <w:rPr>
+          <w:rFonts w:ascii="Arial" w:hAnsi="Arial" w:eastAsia="Arial" w:cs="Arial"/>
+          <w:b w:val="0"/>
+          <w:i w:val="0"/>
+          <w:sz w:val="22"/>
+          <w:vertAlign w:val="subscript"/>
+        </w:rPr>
+        <w:t>j</w:t>
+      </w:r>
+      <w:r>
+        <w:rPr>
+          <w:rFonts w:ascii="Arial" w:hAnsi="Arial" w:eastAsia="Arial" w:cs="Arial"/>
+          <w:b w:val="0"/>
+          <w:i w:val="0"/>
+          <w:sz w:val="22"/>
+        </w:rPr>
+        <w:t>, η</w:t>
+      </w:r>
+      <w:r>
+        <w:rPr>
+          <w:rFonts w:ascii="Arial" w:hAnsi="Arial" w:eastAsia="Arial" w:cs="Arial"/>
+          <w:b w:val="0"/>
+          <w:i w:val="0"/>
+          <w:sz w:val="22"/>
+          <w:vertAlign w:val="subscript"/>
+        </w:rPr>
+        <w:t>string</w:t>
+      </w:r>
+      <w:r>
+        <w:rPr>
+          <w:rFonts w:ascii="Arial" w:hAnsi="Arial" w:eastAsia="Arial" w:cs="Arial"/>
+          <w:b w:val="0"/>
+          <w:i w:val="0"/>
+          <w:sz w:val="22"/>
+        </w:rPr>
+        <w:t xml:space="preserve"> = V</w:t>
+      </w:r>
+      <w:r>
+        <w:rPr>
+          <w:rFonts w:ascii="Arial" w:hAnsi="Arial" w:eastAsia="Arial" w:cs="Arial"/>
+          <w:b w:val="0"/>
+          <w:i w:val="0"/>
+          <w:sz w:val="22"/>
+          <w:vertAlign w:val="subscript"/>
+        </w:rPr>
+        <w:t>string</w:t>
+      </w:r>
+      <w:r>
+        <w:rPr>
+          <w:rFonts w:ascii="Arial" w:hAnsi="Arial" w:eastAsia="Arial" w:cs="Arial"/>
+          <w:b w:val="0"/>
+          <w:i w:val="0"/>
+          <w:sz w:val="22"/>
+        </w:rPr>
+        <w:t>/(n V</w:t>
+      </w:r>
+      <w:r>
+        <w:rPr>
+          <w:rFonts w:ascii="Arial" w:hAnsi="Arial" w:eastAsia="Arial" w:cs="Arial"/>
+          <w:b w:val="0"/>
+          <w:i w:val="0"/>
+          <w:sz w:val="22"/>
+          <w:vertAlign w:val="subscript"/>
+        </w:rPr>
+        <w:t>maks</w:t>
+      </w:r>
+      <w:r>
+        <w:rPr>
+          <w:rFonts w:ascii="Arial" w:hAnsi="Arial" w:eastAsia="Arial" w:cs="Arial"/>
+          <w:b w:val="0"/>
+          <w:i w:val="0"/>
+          <w:sz w:val="22"/>
+        </w:rPr>
+        <w:t>)×100%, k = C</w:t>
+      </w:r>
+      <w:r>
+        <w:rPr>
+          <w:rFonts w:ascii="Arial" w:hAnsi="Arial" w:eastAsia="Arial" w:cs="Arial"/>
+          <w:b w:val="0"/>
+          <w:i w:val="0"/>
+          <w:sz w:val="22"/>
+          <w:vertAlign w:val="subscript"/>
+        </w:rPr>
+        <w:t>menara</w:t>
+      </w:r>
+      <w:r>
+        <w:rPr>
+          <w:rFonts w:ascii="Arial" w:hAnsi="Arial" w:eastAsia="Arial" w:cs="Arial"/>
+          <w:b w:val="0"/>
+          <w:i w:val="0"/>
+          <w:sz w:val="22"/>
+        </w:rPr>
+        <w:t>/C</w:t>
+      </w:r>
+      <w:r>
+        <w:rPr>
+          <w:rFonts w:ascii="Arial" w:hAnsi="Arial" w:eastAsia="Arial" w:cs="Arial"/>
+          <w:b w:val="0"/>
+          <w:i w:val="0"/>
+          <w:sz w:val="22"/>
+          <w:vertAlign w:val="subscript"/>
+        </w:rPr>
+        <w:t>piring</w:t>
       </w:r>
       <w:r>
         <w:rPr>
@@ -5901,7 +6135,7 @@
           <w:sz w:val="22"/>
         </w:rPr>
         <w:tab/>
-        <w:t>()</w:t>
+        <w:t>(3)</w:t>
       </w:r>
     </w:p>
     <w:p>
@@ -6952,7 +7186,9 @@
           <w:color w:val="1F3864"/>
           <w:sz w:val="28"/>
         </w:rPr>
-        <w:t>ANDONGAN, GAYA TARIK, DAN JARAK BEBAS</w:t>
+        <w:t>ANDONGAN, GAYA TARIK,</w:t>
+        <w:br/>
+        <w:t>DAN JARAK BEBAS</w:t>
       </w:r>
     </w:p>
     <w:p>
@@ -7486,7 +7722,26 @@
           <w:i w:val="0"/>
           <w:sz w:val="22"/>
         </w:rPr>
-        <w:t>Tekanan angin pada konduktor menambah beban resultan √(w² + w_angin²) dan mengayunkan rentengan; jarak fasa–menara dirancang pada ayunan maksimum.</w:t>
+        <w:t>Tekanan angin pada konduktor menambah beban resultan √(w² + w</w:t>
+      </w:r>
+      <w:r>
+        <w:rPr>
+          <w:rFonts w:ascii="Arial" w:hAnsi="Arial" w:eastAsia="Arial" w:cs="Arial"/>
+          <w:b w:val="0"/>
+          <w:i w:val="0"/>
+          <w:sz w:val="22"/>
+          <w:vertAlign w:val="subscript"/>
+        </w:rPr>
+        <w:t>angin</w:t>
+      </w:r>
+      <w:r>
+        <w:rPr>
+          <w:rFonts w:ascii="Arial" w:hAnsi="Arial" w:eastAsia="Arial" w:cs="Arial"/>
+          <w:b w:val="0"/>
+          <w:i w:val="0"/>
+          <w:sz w:val="22"/>
+        </w:rPr>
+        <w:t>²) dan mengayunkan rentengan; jarak fasa–menara dirancang pada ayunan maksimum.</w:t>
       </w:r>
     </w:p>
     <w:p>
@@ -8156,7 +8411,9 @@
           <w:color w:val="1F3864"/>
           <w:sz w:val="28"/>
         </w:rPr>
-        <w:t>KORONA: TEGANGAN KRITIS DAN RUGI</w:t>
+        <w:t>KORONA:</w:t>
+        <w:br/>
+        <w:t>TEGANGAN KRITIS DAN RUGI</w:t>
       </w:r>
     </w:p>
     <w:p>
@@ -8183,7 +8440,7 @@
       <w:r>
         <w:drawing>
           <wp:inline xmlns:a="http://schemas.openxmlformats.org/drawingml/2006/main" xmlns:pic="http://schemas.openxmlformats.org/drawingml/2006/picture">
-            <wp:extent cx="5400000" cy="2111123"/>
+            <wp:extent cx="5400000" cy="2143511"/>
             <wp:docPr id="1858245153" name="Picture 1858245153"/>
             <wp:cNvGraphicFramePr>
               <a:graphicFrameLocks noChangeAspect="1"/>
@@ -8204,7 +8461,7 @@
                   <pic:spPr>
                     <a:xfrm>
                       <a:off x="0" y="0"/>
-                      <a:ext cx="5400000" cy="2111123"/>
+                      <a:ext cx="5400000" cy="2143511"/>
                     </a:xfrm>
                     <a:prstGeom prst="rect"/>
                   </pic:spPr>
@@ -8444,7 +8701,26 @@
           <w:i w:val="0"/>
           <w:sz w:val="22"/>
         </w:rPr>
-        <w:t xml:space="preserve"> — Korona terjadi ketika gradien medan di permukaan konduktor melampaui kekuatan dielektrik udara (≈ 30 kV/cm puncak, 21,1 kV/cm rms pada kondisi standar); udara di sekitar konduktor terionisasi, memancarkan cahaya ungu, desis, ozon, dan gangguan radio. Faktor m (0,8–0,9 untuk konduktor berurat, 1 untuk halus) dan kerapatan udara δ (lebih rendah di dataran tinggi dan saat panas) menurunkan V_c; hujan dan embun menurunkannya lagi.</w:t>
+        <w:t xml:space="preserve"> — Korona terjadi ketika gradien medan di permukaan konduktor melampaui kekuatan dielektrik udara (≈ 30 kV/cm puncak, 21,1 kV/cm rms pada kondisi standar); udara di sekitar konduktor terionisasi, memancarkan cahaya ungu, desis, ozon, dan gangguan radio. Faktor m (0,8–0,9 untuk konduktor berurat, 1 untuk halus) dan kerapatan udara δ (lebih rendah di dataran tinggi dan saat panas) menurunkan V</w:t>
+      </w:r>
+      <w:r>
+        <w:rPr>
+          <w:rFonts w:ascii="Arial" w:hAnsi="Arial" w:eastAsia="Arial" w:cs="Arial"/>
+          <w:b w:val="0"/>
+          <w:i w:val="0"/>
+          <w:sz w:val="22"/>
+          <w:vertAlign w:val="subscript"/>
+        </w:rPr>
+        <w:t>c</w:t>
+      </w:r>
+      <w:r>
+        <w:rPr>
+          <w:rFonts w:ascii="Arial" w:hAnsi="Arial" w:eastAsia="Arial" w:cs="Arial"/>
+          <w:b w:val="0"/>
+          <w:i w:val="0"/>
+          <w:sz w:val="22"/>
+        </w:rPr>
+        <w:t>; hujan dan embun menurunkannya lagi.</w:t>
       </w:r>
     </w:p>
     <w:p>
@@ -9053,7 +9329,26 @@
           <w:i w:val="0"/>
           <w:sz w:val="22"/>
         </w:rPr>
-        <w:t>Kerapatan udara δ turun ±10 % per 1000 m; saluran di dataran tinggi berkorona pada tegangan lebih rendah, alasan V_c dikoreksi dengan δ.</w:t>
+        <w:t>Kerapatan udara δ turun ±10 % per 1000 m; saluran di dataran tinggi berkorona pada tegangan lebih rendah, alasan V</w:t>
+      </w:r>
+      <w:r>
+        <w:rPr>
+          <w:rFonts w:ascii="Arial" w:hAnsi="Arial" w:eastAsia="Arial" w:cs="Arial"/>
+          <w:b w:val="0"/>
+          <w:i w:val="0"/>
+          <w:sz w:val="22"/>
+          <w:vertAlign w:val="subscript"/>
+        </w:rPr>
+        <w:t>c</w:t>
+      </w:r>
+      <w:r>
+        <w:rPr>
+          <w:rFonts w:ascii="Arial" w:hAnsi="Arial" w:eastAsia="Arial" w:cs="Arial"/>
+          <w:b w:val="0"/>
+          <w:i w:val="0"/>
+          <w:sz w:val="22"/>
+        </w:rPr>
+        <w:t xml:space="preserve"> dikoreksi dengan δ.</w:t>
       </w:r>
     </w:p>
     <w:p>
@@ -9135,7 +9430,7 @@
           <w:i w:val="0"/>
           <w:sz w:val="20"/>
         </w:rPr>
-        <w:t>Tabel 5. Konfigurasi (D = 5 m, m = 0,87): r_eq (cm), V_c (kV fasa), V_c (kV saluran), Aman untuk.</w:t>
+        <w:t>Tabel 5. Konfigurasi (D = 5 m, m = 0,87): req (cm), Vc (kV fasa), Vc (kV saluran), Aman untuk.</w:t>
       </w:r>
     </w:p>
     <w:tbl>
@@ -9189,7 +9484,26 @@
                 <w:i w:val="0"/>
                 <w:sz w:val="18"/>
               </w:rPr>
-              <w:t>r_eq (cm)</w:t>
+              <w:t>r</w:t>
+            </w:r>
+            <w:r>
+              <w:rPr>
+                <w:rFonts w:ascii="Arial" w:hAnsi="Arial" w:eastAsia="Arial" w:cs="Arial"/>
+                <w:b/>
+                <w:i w:val="0"/>
+                <w:sz w:val="18"/>
+                <w:vertAlign w:val="subscript"/>
+              </w:rPr>
+              <w:t>eq</w:t>
+            </w:r>
+            <w:r>
+              <w:rPr>
+                <w:rFonts w:ascii="Arial" w:hAnsi="Arial" w:eastAsia="Arial" w:cs="Arial"/>
+                <w:b/>
+                <w:i w:val="0"/>
+                <w:sz w:val="18"/>
+              </w:rPr>
+              <w:t xml:space="preserve"> (cm)</w:t>
             </w:r>
           </w:p>
         </w:tc>
@@ -9209,7 +9523,26 @@
                 <w:i w:val="0"/>
                 <w:sz w:val="18"/>
               </w:rPr>
-              <w:t>V_c (kV fasa)</w:t>
+              <w:t>V</w:t>
+            </w:r>
+            <w:r>
+              <w:rPr>
+                <w:rFonts w:ascii="Arial" w:hAnsi="Arial" w:eastAsia="Arial" w:cs="Arial"/>
+                <w:b/>
+                <w:i w:val="0"/>
+                <w:sz w:val="18"/>
+                <w:vertAlign w:val="subscript"/>
+              </w:rPr>
+              <w:t>c</w:t>
+            </w:r>
+            <w:r>
+              <w:rPr>
+                <w:rFonts w:ascii="Arial" w:hAnsi="Arial" w:eastAsia="Arial" w:cs="Arial"/>
+                <w:b/>
+                <w:i w:val="0"/>
+                <w:sz w:val="18"/>
+              </w:rPr>
+              <w:t xml:space="preserve"> (kV fasa)</w:t>
             </w:r>
           </w:p>
         </w:tc>
@@ -9229,7 +9562,26 @@
                 <w:i w:val="0"/>
                 <w:sz w:val="18"/>
               </w:rPr>
-              <w:t>V_c (kV saluran)</w:t>
+              <w:t>V</w:t>
+            </w:r>
+            <w:r>
+              <w:rPr>
+                <w:rFonts w:ascii="Arial" w:hAnsi="Arial" w:eastAsia="Arial" w:cs="Arial"/>
+                <w:b/>
+                <w:i w:val="0"/>
+                <w:sz w:val="18"/>
+                <w:vertAlign w:val="subscript"/>
+              </w:rPr>
+              <w:t>c</w:t>
+            </w:r>
+            <w:r>
+              <w:rPr>
+                <w:rFonts w:ascii="Arial" w:hAnsi="Arial" w:eastAsia="Arial" w:cs="Arial"/>
+                <w:b/>
+                <w:i w:val="0"/>
+                <w:sz w:val="18"/>
+              </w:rPr>
+              <w:t xml:space="preserve"> (kV saluran)</w:t>
             </w:r>
           </w:p>
         </w:tc>
@@ -9683,7 +10035,26 @@
           <w:i w:val="0"/>
           <w:sz w:val="21"/>
         </w:rPr>
-        <w:t xml:space="preserve"> menggandakan penampang konduktor tunggal hanya menaikkan V_c sedikit, sedangkan membaginya menjadi berkas dua menaikkannya hampir dua kali: jari-jari efektif berkas tumbuh dengan akar jarak sub-konduktor, bukan dengan luas. Soal C8 dan C14 memakai Persamaan (5)–(6).</w:t>
+        <w:t xml:space="preserve"> menggandakan penampang konduktor tunggal hanya menaikkan V</w:t>
+      </w:r>
+      <w:r>
+        <w:rPr>
+          <w:rFonts w:ascii="Arial" w:hAnsi="Arial" w:eastAsia="Arial" w:cs="Arial"/>
+          <w:b w:val="0"/>
+          <w:i w:val="0"/>
+          <w:sz w:val="21"/>
+          <w:vertAlign w:val="subscript"/>
+        </w:rPr>
+        <w:t>c</w:t>
+      </w:r>
+      <w:r>
+        <w:rPr>
+          <w:rFonts w:ascii="Arial" w:hAnsi="Arial" w:eastAsia="Arial" w:cs="Arial"/>
+          <w:b w:val="0"/>
+          <w:i w:val="0"/>
+          <w:sz w:val="21"/>
+        </w:rPr>
+        <w:t xml:space="preserve"> sedikit, sedangkan membaginya menjadi berkas dua menaikkannya hampir dua kali: jari-jari efektif berkas tumbuh dengan akar jarak sub-konduktor, bukan dengan luas. Soal C8 dan C14 memakai Persamaan (5)–(6).</w:t>
       </w:r>
     </w:p>
     <w:p>
@@ -9699,7 +10070,9 @@
           <w:color w:val="1F3864"/>
           <w:sz w:val="28"/>
         </w:rPr>
-        <w:t>PEMILIHAN TINGKAT TEGANGAN DAN RUGI TRANSMISI</w:t>
+        <w:t>PEMILIHAN TINGKAT TEGANGAN</w:t>
+        <w:br/>
+        <w:t>DAN RUGI TRANSMISI</w:t>
       </w:r>
     </w:p>
     <w:p>
@@ -11214,7 +11587,9 @@
           <w:color w:val="1F3864"/>
           <w:sz w:val="28"/>
         </w:rPr>
-        <w:t>ANIMASI INTERAKTIF SALURAN TRANSMISI</w:t>
+        <w:t>ANIMASI INTERAKTIF</w:t>
+        <w:br/>
+        <w:t>SALURAN TRANSMISI</w:t>
       </w:r>
     </w:p>
     <w:p>
@@ -11245,7 +11620,49 @@
           <w:color w:val="2E4A7A"/>
           <w:sz w:val="24"/>
         </w:rPr>
-        <w:t>Animasi 1 — Rugi Daya terhadap Tingkat Tegangan Prugi = 3I2R</w:t>
+        <w:t>Animasi 1 — Rugi Daya terhadap Tingkat Tegangan P</w:t>
+      </w:r>
+      <w:r>
+        <w:rPr>
+          <w:rFonts w:ascii="Arial" w:hAnsi="Arial" w:eastAsia="Arial" w:cs="Arial"/>
+          <w:b/>
+          <w:i w:val="0"/>
+          <w:color w:val="2E4A7A"/>
+          <w:sz w:val="24"/>
+          <w:vertAlign w:val="subscript"/>
+        </w:rPr>
+        <w:t>rugi</w:t>
+      </w:r>
+      <w:r>
+        <w:rPr>
+          <w:rFonts w:ascii="Arial" w:hAnsi="Arial" w:eastAsia="Arial" w:cs="Arial"/>
+          <w:b/>
+          <w:i w:val="0"/>
+          <w:color w:val="2E4A7A"/>
+          <w:sz w:val="24"/>
+        </w:rPr>
+        <w:t xml:space="preserve"> = 3I</w:t>
+      </w:r>
+      <w:r>
+        <w:rPr>
+          <w:rFonts w:ascii="Arial" w:hAnsi="Arial" w:eastAsia="Arial" w:cs="Arial"/>
+          <w:b/>
+          <w:i w:val="0"/>
+          <w:color w:val="2E4A7A"/>
+          <w:sz w:val="24"/>
+          <w:vertAlign w:val="superscript"/>
+        </w:rPr>
+        <w:t>2</w:t>
+      </w:r>
+      <w:r>
+        <w:rPr>
+          <w:rFonts w:ascii="Arial" w:hAnsi="Arial" w:eastAsia="Arial" w:cs="Arial"/>
+          <w:b/>
+          <w:i w:val="0"/>
+          <w:color w:val="2E4A7A"/>
+          <w:sz w:val="24"/>
+        </w:rPr>
+        <w:t>R</w:t>
       </w:r>
     </w:p>
     <w:p>
@@ -11335,7 +11752,60 @@
           <w:color w:val="2E4A7A"/>
           <w:sz w:val="24"/>
         </w:rPr>
-        <w:t>Animasi 2 — Distribusi Tegangan pada Rentengan Isolator Vm+1 = (1+k)Vm + kΣ Vj</w:t>
+        <w:t>Animasi 2 — Distribusi Tegangan pada Rentengan Isolator V</w:t>
+      </w:r>
+      <w:r>
+        <w:rPr>
+          <w:rFonts w:ascii="Arial" w:hAnsi="Arial" w:eastAsia="Arial" w:cs="Arial"/>
+          <w:b/>
+          <w:i w:val="0"/>
+          <w:color w:val="2E4A7A"/>
+          <w:sz w:val="24"/>
+          <w:vertAlign w:val="subscript"/>
+        </w:rPr>
+        <w:t>m+1</w:t>
+      </w:r>
+      <w:r>
+        <w:rPr>
+          <w:rFonts w:ascii="Arial" w:hAnsi="Arial" w:eastAsia="Arial" w:cs="Arial"/>
+          <w:b/>
+          <w:i w:val="0"/>
+          <w:color w:val="2E4A7A"/>
+          <w:sz w:val="24"/>
+        </w:rPr>
+        <w:t xml:space="preserve"> = (1+k)V</w:t>
+      </w:r>
+      <w:r>
+        <w:rPr>
+          <w:rFonts w:ascii="Arial" w:hAnsi="Arial" w:eastAsia="Arial" w:cs="Arial"/>
+          <w:b/>
+          <w:i w:val="0"/>
+          <w:color w:val="2E4A7A"/>
+          <w:sz w:val="24"/>
+          <w:vertAlign w:val="subscript"/>
+        </w:rPr>
+        <w:t>m</w:t>
+      </w:r>
+      <w:r>
+        <w:rPr>
+          <w:rFonts w:ascii="Arial" w:hAnsi="Arial" w:eastAsia="Arial" w:cs="Arial"/>
+          <w:b/>
+          <w:i w:val="0"/>
+          <w:color w:val="2E4A7A"/>
+          <w:sz w:val="24"/>
+        </w:rPr>
+        <w:t xml:space="preserve"> + kΣ V</w:t>
+      </w:r>
+      <w:r>
+        <w:rPr>
+          <w:rFonts w:ascii="Arial" w:hAnsi="Arial" w:eastAsia="Arial" w:cs="Arial"/>
+          <w:b/>
+          <w:i w:val="0"/>
+          <w:color w:val="2E4A7A"/>
+          <w:sz w:val="24"/>
+          <w:vertAlign w:val="subscript"/>
+        </w:rPr>
+        <w:t>j</w:t>
       </w:r>
     </w:p>
     <w:p>
@@ -11425,7 +11895,28 @@
           <w:color w:val="2E4A7A"/>
           <w:sz w:val="24"/>
         </w:rPr>
-        <w:t>Animasi 3 — Andongan, Gaya Tarik, Suhu, dan Jarak Bebas S = wL2/8T</w:t>
+        <w:t>Animasi 3 — Andongan, Gaya Tarik, Suhu, dan Jarak Bebas S = wL</w:t>
+      </w:r>
+      <w:r>
+        <w:rPr>
+          <w:rFonts w:ascii="Arial" w:hAnsi="Arial" w:eastAsia="Arial" w:cs="Arial"/>
+          <w:b/>
+          <w:i w:val="0"/>
+          <w:color w:val="2E4A7A"/>
+          <w:sz w:val="24"/>
+          <w:vertAlign w:val="superscript"/>
+        </w:rPr>
+        <w:t>2</w:t>
+      </w:r>
+      <w:r>
+        <w:rPr>
+          <w:rFonts w:ascii="Arial" w:hAnsi="Arial" w:eastAsia="Arial" w:cs="Arial"/>
+          <w:b/>
+          <w:i w:val="0"/>
+          <w:color w:val="2E4A7A"/>
+          <w:sz w:val="24"/>
+        </w:rPr>
+        <w:t>/8T</w:t>
       </w:r>
     </w:p>
     <w:p>
@@ -11559,7 +12050,26 @@
           <w:i w:val="0"/>
           <w:sz w:val="21"/>
         </w:rPr>
-        <w:t xml:space="preserve"> Kurva merah muda adalah rugi korona Peek terhadap tegangan fasa; garis kuning tegangan kritis V_c, garis hijau/merah tegangan fasa operasi (berkedip merah bila berkorona). Ikon kanan memperlihatkan berkas.</w:t>
+        <w:t xml:space="preserve"> Kurva merah muda adalah rugi korona Peek terhadap tegangan fasa; garis kuning tegangan kritis V</w:t>
+      </w:r>
+      <w:r>
+        <w:rPr>
+          <w:rFonts w:ascii="Arial" w:hAnsi="Arial" w:eastAsia="Arial" w:cs="Arial"/>
+          <w:b w:val="0"/>
+          <w:i w:val="0"/>
+          <w:sz w:val="21"/>
+          <w:vertAlign w:val="subscript"/>
+        </w:rPr>
+        <w:t>c</w:t>
+      </w:r>
+      <w:r>
+        <w:rPr>
+          <w:rFonts w:ascii="Arial" w:hAnsi="Arial" w:eastAsia="Arial" w:cs="Arial"/>
+          <w:b w:val="0"/>
+          <w:i w:val="0"/>
+          <w:sz w:val="21"/>
+        </w:rPr>
+        <w:t>, garis hijau/merah tegangan fasa operasi (berkedip merah bila berkorona). Ikon kanan memperlihatkan berkas.</w:t>
       </w:r>
       <w:r>
         <w:br/>
@@ -11589,7 +12099,45 @@
           <w:i w:val="0"/>
           <w:sz w:val="21"/>
         </w:rPr>
-        <w:t>: berkorona; ubah berkas ke 2, V_c melompat di atasnya. (2) Permukaan kasar (m kecil) dan jarak fasa rapat menurunkan V_c. (3) Readout memberi gradien permukaan yang dipakai standar modern. Soal C8 dan C14.</w:t>
+        <w:t>: berkorona; ubah berkas ke 2, V</w:t>
+      </w:r>
+      <w:r>
+        <w:rPr>
+          <w:rFonts w:ascii="Arial" w:hAnsi="Arial" w:eastAsia="Arial" w:cs="Arial"/>
+          <w:b w:val="0"/>
+          <w:i w:val="0"/>
+          <w:sz w:val="21"/>
+          <w:vertAlign w:val="subscript"/>
+        </w:rPr>
+        <w:t>c</w:t>
+      </w:r>
+      <w:r>
+        <w:rPr>
+          <w:rFonts w:ascii="Arial" w:hAnsi="Arial" w:eastAsia="Arial" w:cs="Arial"/>
+          <w:b w:val="0"/>
+          <w:i w:val="0"/>
+          <w:sz w:val="21"/>
+        </w:rPr>
+        <w:t xml:space="preserve"> melompat di atasnya. (2) Permukaan kasar (m kecil) dan jarak fasa rapat menurunkan V</w:t>
+      </w:r>
+      <w:r>
+        <w:rPr>
+          <w:rFonts w:ascii="Arial" w:hAnsi="Arial" w:eastAsia="Arial" w:cs="Arial"/>
+          <w:b w:val="0"/>
+          <w:i w:val="0"/>
+          <w:sz w:val="21"/>
+          <w:vertAlign w:val="subscript"/>
+        </w:rPr>
+        <w:t>c</w:t>
+      </w:r>
+      <w:r>
+        <w:rPr>
+          <w:rFonts w:ascii="Arial" w:hAnsi="Arial" w:eastAsia="Arial" w:cs="Arial"/>
+          <w:b w:val="0"/>
+          <w:i w:val="0"/>
+          <w:sz w:val="21"/>
+        </w:rPr>
+        <w:t>. (3) Readout memberi gradien permukaan yang dipakai standar modern. Soal C8 dan C14.</w:t>
       </w:r>
     </w:p>
     <w:p>
@@ -11618,7 +12166,26 @@
           <w:i w:val="0"/>
           <w:sz w:val="21"/>
         </w:rPr>
-        <w:t xml:space="preserve"> pada Animasi 1 atur 300 MW, 120 km, 0,08 Ω/km, pf 0,9 dan cocokkan rugi 150 kV = 47,4 MW dengan Gambar 2; pada Animasi 3 atur 350 m, 9 N/m, 25 kN, 30 m dan cocokkan S = 5,51 m dengan Gambar 5; pada Animasi 4 atur r 1,05 cm, D 500 cm, m 0,87, 150 kV dan cocokkan V_c = 118,8 kV.</w:t>
+        <w:t xml:space="preserve"> pada Animasi 1 atur 300 MW, 120 km, 0,08 Ω/km, pf 0,9 dan cocokkan rugi 150 kV = 47,4 MW dengan Gambar 2; pada Animasi 3 atur 350 m, 9 N/m, 25 kN, 30 m dan cocokkan S = 5,51 m dengan Gambar 5; pada Animasi 4 atur r 1,05 cm, D 500 cm, m 0,87, 150 kV dan cocokkan V</w:t>
+      </w:r>
+      <w:r>
+        <w:rPr>
+          <w:rFonts w:ascii="Arial" w:hAnsi="Arial" w:eastAsia="Arial" w:cs="Arial"/>
+          <w:b w:val="0"/>
+          <w:i w:val="0"/>
+          <w:sz w:val="21"/>
+          <w:vertAlign w:val="subscript"/>
+        </w:rPr>
+        <w:t>c</w:t>
+      </w:r>
+      <w:r>
+        <w:rPr>
+          <w:rFonts w:ascii="Arial" w:hAnsi="Arial" w:eastAsia="Arial" w:cs="Arial"/>
+          <w:b w:val="0"/>
+          <w:i w:val="0"/>
+          <w:sz w:val="21"/>
+        </w:rPr>
+        <w:t xml:space="preserve"> = 118,8 kV.</w:t>
       </w:r>
     </w:p>
     <w:p>
@@ -11634,7 +12201,9 @@
           <w:color w:val="1F3864"/>
           <w:sz w:val="28"/>
         </w:rPr>
-        <w:t>IMPLEMENTASI PYTHON DI JUPYTER NOTEBOOK</w:t>
+        <w:t>IMPLEMENTASI PYTHON</w:t>
+        <w:br/>
+        <w:t>DI JUPYTER NOTEBOOK</w:t>
       </w:r>
     </w:p>
     <w:p>
@@ -12542,7 +13111,26 @@
           <w:i w:val="0"/>
           <w:sz w:val="21"/>
         </w:rPr>
-        <w:t xml:space="preserve"> jalankan keempat cell dan cocokkan dengan Bagian 02–05: rugi 150 kV 47,4 MW, R₇₅ = 0,1435 Ω/km, efisiensi rentengan 65,2 %, S = 5,51 m, dan V_c = 118,8 kV. Cell 1–4 memuat pola penyelesaian soal Hard C11–C15; ubah angkanya sesuai soal Anda, jangan hanya menyalin.</w:t>
+        <w:t xml:space="preserve"> jalankan keempat cell dan cocokkan dengan Bagian 02–05: rugi 150 kV 47,4 MW, R₇₅ = 0,1435 Ω/km, efisiensi rentengan 65,2 %, S = 5,51 m, dan V</w:t>
+      </w:r>
+      <w:r>
+        <w:rPr>
+          <w:rFonts w:ascii="Arial" w:hAnsi="Arial" w:eastAsia="Arial" w:cs="Arial"/>
+          <w:b w:val="0"/>
+          <w:i w:val="0"/>
+          <w:sz w:val="21"/>
+          <w:vertAlign w:val="subscript"/>
+        </w:rPr>
+        <w:t>c</w:t>
+      </w:r>
+      <w:r>
+        <w:rPr>
+          <w:rFonts w:ascii="Arial" w:hAnsi="Arial" w:eastAsia="Arial" w:cs="Arial"/>
+          <w:b w:val="0"/>
+          <w:i w:val="0"/>
+          <w:sz w:val="21"/>
+        </w:rPr>
+        <w:t xml:space="preserve"> = 118,8 kV. Cell 1–4 memuat pola penyelesaian soal Hard C11–C15; ubah angkanya sesuai soal Anda, jangan hanya menyalin.</w:t>
       </w:r>
     </w:p>
     <w:p>
@@ -13171,7 +13759,26 @@
           <w:i w:val="0"/>
           <w:sz w:val="21"/>
         </w:rPr>
-        <w:t>(A) Turun menjadi seperempat, karena P_rugi ∝ 1/V²</w:t>
+        <w:t>(A) Turun menjadi seperempat, karena P</w:t>
+      </w:r>
+      <w:r>
+        <w:rPr>
+          <w:rFonts w:ascii="Arial" w:hAnsi="Arial" w:eastAsia="Arial" w:cs="Arial"/>
+          <w:b w:val="0"/>
+          <w:i w:val="0"/>
+          <w:sz w:val="21"/>
+          <w:vertAlign w:val="subscript"/>
+        </w:rPr>
+        <w:t>rugi</w:t>
+      </w:r>
+      <w:r>
+        <w:rPr>
+          <w:rFonts w:ascii="Arial" w:hAnsi="Arial" w:eastAsia="Arial" w:cs="Arial"/>
+          <w:b w:val="0"/>
+          <w:i w:val="0"/>
+          <w:sz w:val="21"/>
+        </w:rPr>
+        <w:t xml:space="preserve"> ∝ 1/V²</w:t>
       </w:r>
     </w:p>
     <w:p>
@@ -13363,7 +13970,36 @@
           <w:i w:val="0"/>
           <w:sz w:val="21"/>
         </w:rPr>
-        <w:t>(D) Arus terkonsentrasi di permukaan sehingga R_ac lebih besar daripada R_dc</w:t>
+        <w:t>(D) Arus terkonsentrasi di permukaan sehingga R</w:t>
+      </w:r>
+      <w:r>
+        <w:rPr>
+          <w:rFonts w:ascii="Arial" w:hAnsi="Arial" w:eastAsia="Arial" w:cs="Arial"/>
+          <w:b w:val="0"/>
+          <w:i w:val="0"/>
+          <w:sz w:val="21"/>
+          <w:vertAlign w:val="subscript"/>
+        </w:rPr>
+        <w:t>ac</w:t>
+      </w:r>
+      <w:r>
+        <w:rPr>
+          <w:rFonts w:ascii="Arial" w:hAnsi="Arial" w:eastAsia="Arial" w:cs="Arial"/>
+          <w:b w:val="0"/>
+          <w:i w:val="0"/>
+          <w:sz w:val="21"/>
+        </w:rPr>
+        <w:t xml:space="preserve"> lebih besar daripada R</w:t>
+      </w:r>
+      <w:r>
+        <w:rPr>
+          <w:rFonts w:ascii="Arial" w:hAnsi="Arial" w:eastAsia="Arial" w:cs="Arial"/>
+          <w:b w:val="0"/>
+          <w:i w:val="0"/>
+          <w:sz w:val="21"/>
+          <w:vertAlign w:val="subscript"/>
+        </w:rPr>
+        <w:t>dc</w:t>
       </w:r>
     </w:p>
     <w:p>
@@ -14093,7 +14729,17 @@
           <w:i w:val="0"/>
           <w:sz w:val="21"/>
         </w:rPr>
-        <w:t>Efisiensi rentengan dari V_maks</w:t>
+        <w:t>Efisiensi rentengan dari V</w:t>
+      </w:r>
+      <w:r>
+        <w:rPr>
+          <w:rFonts w:ascii="Arial" w:hAnsi="Arial" w:eastAsia="Arial" w:cs="Arial"/>
+          <w:b w:val="0"/>
+          <w:i w:val="0"/>
+          <w:sz w:val="21"/>
+          <w:vertAlign w:val="subscript"/>
+        </w:rPr>
+        <w:t>maks</w:t>
       </w:r>
     </w:p>
     <w:p>
@@ -14509,7 +15155,26 @@
           <w:i w:val="0"/>
           <w:sz w:val="22"/>
         </w:rPr>
-        <w:t xml:space="preserve"> (R_ac 75 °C 0,12 Ω/km, r = 1,08 cm, ampacity ±600 A), jarak antar-fasa 6 m.</w:t>
+        <w:t xml:space="preserve"> (R</w:t>
+      </w:r>
+      <w:r>
+        <w:rPr>
+          <w:rFonts w:ascii="Arial" w:hAnsi="Arial" w:eastAsia="Arial" w:cs="Arial"/>
+          <w:b w:val="0"/>
+          <w:i w:val="0"/>
+          <w:sz w:val="22"/>
+          <w:vertAlign w:val="subscript"/>
+        </w:rPr>
+        <w:t>ac</w:t>
+      </w:r>
+      <w:r>
+        <w:rPr>
+          <w:rFonts w:ascii="Arial" w:hAnsi="Arial" w:eastAsia="Arial" w:cs="Arial"/>
+          <w:b w:val="0"/>
+          <w:i w:val="0"/>
+          <w:sz w:val="22"/>
+        </w:rPr>
+        <w:t xml:space="preserve"> 75 °C 0,12 Ω/km, r = 1,08 cm, ampacity ±600 A), jarak antar-fasa 6 m.</w:t>
       </w:r>
     </w:p>
     <w:p>

--- a/Teknik-Tenaga-Listrik/Modul-Word/Modul-8-Sistem-Tenaga-Listrik-Saluran-Transmisi.docx
+++ b/Teknik-Tenaga-Listrik/Modul-Word/Modul-8-Sistem-Tenaga-Listrik-Saluran-Transmisi.docx
@@ -12703,7 +12703,7 @@
           <w:i w:val="0"/>
           <w:sz w:val="17"/>
         </w:rPr>
-        <w:t>w, L, T, H = 9.0, 350.0, 25.000.0, 30.0   # N/m, m, N, m</w:t>
+        <w:t>w, L, T, H = 9.0, 350.0, 25000.0, 30.0   # N/m, m, N, m</w:t>
       </w:r>
       <w:r>
         <w:br/>
